--- a/projeto/artigo/Nota_Decisoes_Metodologicas_revisada_limpa.docx
+++ b/projeto/artigo/Nota_Decisoes_Metodologicas_revisada_limpa.docx
@@ -447,7 +447,7 @@
                 <w:sz w:val="20"/>
                 <w:szCs w:val="20"/>
               </w:rPr>
-              <w:t xml:space="preserve">3.4; Tabelas 9 a 11</w:t>
+              <w:t xml:space="preserve">3.4; Tabelas A.2, 8 e A.3</w:t>
             </w:r>
           </w:p>
         </w:tc>
@@ -554,7 +554,7 @@
                 <w:sz w:val="20"/>
                 <w:szCs w:val="20"/>
               </w:rPr>
-              <w:t xml:space="preserve">5.2; Tabela 8</w:t>
+              <w:t xml:space="preserve">5.2; Tabela A.1</w:t>
             </w:r>
           </w:p>
         </w:tc>
@@ -651,7 +651,7 @@
                 <w:sz w:val="20"/>
                 <w:szCs w:val="20"/>
               </w:rPr>
-              <w:t xml:space="preserve">3.6; 5.8; Tabela 19</w:t>
+              <w:t xml:space="preserve">3.6; 5.8; Tabela A.5</w:t>
             </w:r>
           </w:p>
         </w:tc>
@@ -748,7 +748,7 @@
                 <w:sz w:val="20"/>
                 <w:szCs w:val="20"/>
               </w:rPr>
-              <w:t xml:space="preserve">5.8; 5.9; Tabela 19</w:t>
+              <w:t xml:space="preserve">5.8; 5.9; Tabela A.5</w:t>
             </w:r>
           </w:p>
         </w:tc>
@@ -845,7 +845,7 @@
                 <w:sz w:val="20"/>
                 <w:szCs w:val="20"/>
               </w:rPr>
-              <w:t xml:space="preserve">3.4; 5.3; Tabelas 10 e 11</w:t>
+              <w:t xml:space="preserve">3.4; 5.3; Tabelas 8 e A.3</w:t>
             </w:r>
           </w:p>
         </w:tc>
@@ -942,7 +942,7 @@
                 <w:sz w:val="20"/>
                 <w:szCs w:val="20"/>
               </w:rPr>
-              <w:t xml:space="preserve">5.7; Tabela 17</w:t>
+              <w:t xml:space="preserve">5.7; Tabela 14</w:t>
             </w:r>
           </w:p>
         </w:tc>
@@ -1029,7 +1029,7 @@
                 <w:sz w:val="20"/>
                 <w:szCs w:val="20"/>
               </w:rPr>
-              <w:t xml:space="preserve">4.3; 5.8; Tabela 19</w:t>
+              <w:t xml:space="preserve">4.3; 5.8; Tabela A.5</w:t>
             </w:r>
           </w:p>
         </w:tc>
@@ -1890,7 +1890,7 @@
                 <w:sz w:val="20"/>
                 <w:szCs w:val="20"/>
               </w:rPr>
-              <w:t xml:space="preserve">5.5; Tabelas 13 e 14, Figura 3</w:t>
+              <w:t xml:space="preserve">5.5; Tabelas 10 e 11, Figura 3</w:t>
             </w:r>
           </w:p>
         </w:tc>
@@ -1977,7 +1977,7 @@
                 <w:sz w:val="20"/>
                 <w:szCs w:val="20"/>
               </w:rPr>
-              <w:t xml:space="preserve">3.4; 5.3; Tabela 11</w:t>
+              <w:t xml:space="preserve">3.4; 5.3; Tabela A.3</w:t>
             </w:r>
           </w:p>
         </w:tc>
@@ -2037,7 +2037,7 @@
                 <w:sz w:val="20"/>
                 <w:szCs w:val="20"/>
               </w:rPr>
-              <w:t xml:space="preserve">A Tabela 9 reporta o desempenho dentro da amostra, com e sem controles, e fora dela; a Tabela 17 traduz o resultado em regra de classificação, com limiares fixados no treino, sensibilidade, especificidade e valores preditivos.</w:t>
+              <w:t xml:space="preserve">A Tabela A.2 reporta o desempenho dentro da amostra, com e sem controles, e fora dela; a Tabela 14 traduz o resultado em regra de classificação, com limiares fixados no treino, sensibilidade, especificidade e valores preditivos.</w:t>
             </w:r>
           </w:p>
         </w:tc>

--- a/projeto/artigo/Nota_Decisoes_Metodologicas_revisada_limpa.docx
+++ b/projeto/artigo/Nota_Decisoes_Metodologicas_revisada_limpa.docx
@@ -1534,7 +1534,17 @@
                 <w:sz w:val="20"/>
                 <w:szCs w:val="20"/>
               </w:rPr>
-              <w:t xml:space="preserve"> O levantamento de cobertura das informações trimestrais indica que a via trimestral, entre as apontadas no parecer, é praticável no universo estudado.</w:t>
+              <w:t xml:space="preserve"> O levantamento de cobertura das informações trimestrais indica que a via trimestral, entre as apontadas no parecer, </w:t>
+            </w:r>
+            <w:r>
+              <w:rPr>
+                <w:rFonts w:ascii="Times New Roman" w:cs="Times New Roman" w:eastAsia="Times New Roman" w:hAnsi="Times New Roman"/>
+                <w:b w:val="false"/>
+                <w:bCs w:val="false"/>
+                <w:sz w:val="20"/>
+                <w:szCs w:val="20"/>
+              </w:rPr>
+              <w:t xml:space="preserve">é praticável no universo estudado quanto à disponibilidade de dados.</w:t>
             </w:r>
           </w:p>
         </w:tc>
@@ -2298,7 +2308,17 @@
                 <w:sz w:val="20"/>
                 <w:szCs w:val="20"/>
               </w:rPr>
-              <w:t xml:space="preserve">Levantada a cobertura das informações trimestrais, que se mostrou alta em todo o período. Não entra neste artigo, por decisão de escopo, e qualifica a extensão agregada como viável.</w:t>
+              <w:t xml:space="preserve">Levantada a cobertura das informações trimestrais, que se mostrou alta em todo o período. Não entra neste artigo, por decisão de escopo, e </w:t>
+            </w:r>
+            <w:r>
+              <w:rPr>
+                <w:rFonts w:ascii="Times New Roman" w:cs="Times New Roman" w:eastAsia="Times New Roman" w:hAnsi="Times New Roman"/>
+                <w:b w:val="false"/>
+                <w:bCs w:val="false"/>
+                <w:sz w:val="20"/>
+                <w:szCs w:val="20"/>
+              </w:rPr>
+              <w:t xml:space="preserve">indica que os dados permitem a extensão agregada, cuja viabilidade econométrica ainda depende de avaliação própria.</w:t>
             </w:r>
           </w:p>
         </w:tc>
@@ -3465,7 +3485,17 @@
           <w:sz w:val="24"/>
           <w:szCs w:val="24"/>
         </w:rPr>
-        <w:t xml:space="preserve">Para a fase de dissertação ficam a expansão da fundamentação teórica e institucional, o teste da leitura sobre alocação de pesos em conjunto informacional maior que oito indicadores, e a extensão agregada em frequência trimestral, cuja viabilidade o levantamento de cobertura confirmou.</w:t>
+        <w:t xml:space="preserve">Para a fase de dissertação ficam a expansão da fundamentação teórica e institucional, o teste da leitura sobre alocação de pesos em conjunto informacional maior que oito indicadores, e a extensão agregada em frequência trimestral, </w:t>
+      </w:r>
+      <w:r>
+        <w:rPr>
+          <w:rFonts w:ascii="Times New Roman" w:cs="Times New Roman" w:eastAsia="Times New Roman" w:hAnsi="Times New Roman"/>
+          <w:b w:val="false"/>
+          <w:bCs w:val="false"/>
+          <w:sz w:val="24"/>
+          <w:szCs w:val="24"/>
+        </w:rPr>
+        <w:t xml:space="preserve">que não é condição para a dissertação: o levantamento confirmou a cobertura dos dados trimestrais, mas a viabilidade econométrica do exercício ainda depende de avaliação própria.</w:t>
       </w:r>
     </w:p>
     <w:sectPr>
